--- a/0-all/1-2025-2026/2-second-semester/2-G-2/6-week-6/4-worksheet/Computer Worksheet G2 W6.docx
+++ b/0-all/1-2025-2026/2-second-semester/2-G-2/6-week-6/4-worksheet/Computer Worksheet G2 W6.docx
@@ -254,7 +254,7 @@
                 <w:bCs/>
                 <w:lang w:bidi="ar-EG"/>
               </w:rPr>
-              <w:t>5</w:t>
+              <w:t>6</w:t>
             </w:r>
           </w:p>
         </w:tc>
@@ -416,9 +416,8 @@
           <w:sz w:val="36"/>
           <w:szCs w:val="36"/>
         </w:rPr>
-        <w:t xml:space="preserve">heet No. </w:t>
-      </w:r>
-      <w:proofErr w:type="gramStart"/>
+        <w:t xml:space="preserve">heet No. (   </w:t>
+      </w:r>
       <w:r>
         <w:rPr>
           <w:rFonts w:ascii="Lucida Bright" w:hAnsi="Lucida Bright"/>
@@ -427,9 +426,8 @@
           <w:sz w:val="36"/>
           <w:szCs w:val="36"/>
         </w:rPr>
-        <w:t xml:space="preserve">(  </w:t>
-      </w:r>
-      <w:proofErr w:type="gramEnd"/>
+        <w:t>6</w:t>
+      </w:r>
       <w:r>
         <w:rPr>
           <w:rFonts w:ascii="Lucida Bright" w:hAnsi="Lucida Bright"/>
@@ -438,40 +436,8 @@
           <w:sz w:val="36"/>
           <w:szCs w:val="36"/>
         </w:rPr>
-        <w:t xml:space="preserve"> </w:t>
-      </w:r>
-      <w:r>
-        <w:rPr>
-          <w:rFonts w:ascii="Lucida Bright" w:hAnsi="Lucida Bright"/>
-          <w:b/>
-          <w:bCs/>
-          <w:sz w:val="36"/>
-          <w:szCs w:val="36"/>
-        </w:rPr>
-        <w:t>5</w:t>
-      </w:r>
-      <w:r>
-        <w:rPr>
-          <w:rFonts w:ascii="Lucida Bright" w:hAnsi="Lucida Bright"/>
-          <w:b/>
-          <w:bCs/>
-          <w:sz w:val="36"/>
-          <w:szCs w:val="36"/>
-        </w:rPr>
-        <w:t xml:space="preserve"> </w:t>
-      </w:r>
-      <w:proofErr w:type="gramStart"/>
-      <w:r>
-        <w:rPr>
-          <w:rFonts w:ascii="Lucida Bright" w:hAnsi="Lucida Bright"/>
-          <w:b/>
-          <w:bCs/>
-          <w:sz w:val="36"/>
-          <w:szCs w:val="36"/>
-        </w:rPr>
-        <w:t xml:space="preserve">  )</w:t>
-      </w:r>
-      <w:proofErr w:type="gramEnd"/>
+        <w:t xml:space="preserve">   )</w:t>
+      </w:r>
     </w:p>
     <w:p>
       <w:pPr>
@@ -558,25 +524,15 @@
           <w:sz w:val="36"/>
           <w:szCs w:val="36"/>
         </w:rPr>
-        <w:t xml:space="preserve">Audio </w:t>
-      </w:r>
-      <w:proofErr w:type="gramStart"/>
-      <w:r>
-        <w:rPr>
-          <w:rFonts w:ascii="Lucida Bright" w:hAnsi="Lucida Bright"/>
-          <w:sz w:val="36"/>
-          <w:szCs w:val="36"/>
-        </w:rPr>
-        <w:t>Format :</w:t>
-      </w:r>
-      <w:proofErr w:type="gramEnd"/>
-      <w:r>
-        <w:rPr>
-          <w:rFonts w:ascii="Lucida Bright" w:hAnsi="Lucida Bright"/>
-          <w:sz w:val="36"/>
-          <w:szCs w:val="36"/>
-        </w:rPr>
-        <w:t xml:space="preserve"> </w:t>
+        <w:t>Video</w:t>
+      </w:r>
+      <w:r>
+        <w:rPr>
+          <w:rFonts w:ascii="Lucida Bright" w:hAnsi="Lucida Bright"/>
+          <w:sz w:val="36"/>
+          <w:szCs w:val="36"/>
+        </w:rPr>
+        <w:t xml:space="preserve"> Format : </w:t>
       </w:r>
     </w:p>
     <w:tbl>
@@ -586,8 +542,8 @@
         <w:tblLook w:val="04A0" w:firstRow="1" w:lastRow="0" w:firstColumn="1" w:lastColumn="0" w:noHBand="0" w:noVBand="1"/>
       </w:tblPr>
       <w:tblGrid>
-        <w:gridCol w:w="4443"/>
-        <w:gridCol w:w="3237"/>
+        <w:gridCol w:w="3708"/>
+        <w:gridCol w:w="3972"/>
         <w:gridCol w:w="3336"/>
       </w:tblGrid>
       <w:tr>
@@ -596,7 +552,7 @@
         </w:trPr>
         <w:tc>
           <w:tcPr>
-            <w:tcW w:w="4443" w:type="dxa"/>
+            <w:tcW w:w="3708" w:type="dxa"/>
             <w:vAlign w:val="center"/>
           </w:tcPr>
           <w:p>
@@ -619,13 +575,13 @@
                 <w:sz w:val="48"/>
                 <w:szCs w:val="48"/>
               </w:rPr>
-              <w:t>Open Camera</w:t>
+              <w:t>AVI</w:t>
             </w:r>
           </w:p>
         </w:tc>
         <w:tc>
           <w:tcPr>
-            <w:tcW w:w="3237" w:type="dxa"/>
+            <w:tcW w:w="3972" w:type="dxa"/>
             <w:vAlign w:val="center"/>
           </w:tcPr>
           <w:p>
@@ -648,7 +604,7 @@
                 <w:sz w:val="48"/>
                 <w:szCs w:val="48"/>
               </w:rPr>
-              <w:t>WAV</w:t>
+              <w:t>MOV</w:t>
             </w:r>
           </w:p>
         </w:tc>
@@ -677,7 +633,7 @@
                 <w:sz w:val="48"/>
                 <w:szCs w:val="48"/>
               </w:rPr>
-              <w:t>MP3</w:t>
+              <w:t>MP4</w:t>
             </w:r>
           </w:p>
         </w:tc>
@@ -701,18 +657,18 @@
           <w:szCs w:val="36"/>
         </w:rPr>
         <w:drawing>
-          <wp:anchor distT="0" distB="0" distL="114300" distR="114300" simplePos="0" relativeHeight="251684352" behindDoc="0" locked="0" layoutInCell="1" allowOverlap="1" wp14:anchorId="4CEFB0A9" wp14:editId="40524786">
+          <wp:anchor distT="0" distB="0" distL="114300" distR="114300" simplePos="0" relativeHeight="251698688" behindDoc="0" locked="0" layoutInCell="1" allowOverlap="1" wp14:anchorId="7BAE9AB6" wp14:editId="200FCDD0">
             <wp:simplePos x="0" y="0"/>
             <wp:positionH relativeFrom="column">
-              <wp:posOffset>4594860</wp:posOffset>
+              <wp:posOffset>2610485</wp:posOffset>
             </wp:positionH>
             <wp:positionV relativeFrom="paragraph">
-              <wp:posOffset>156845</wp:posOffset>
+              <wp:posOffset>1935633</wp:posOffset>
             </wp:positionV>
-            <wp:extent cx="2286000" cy="3009900"/>
+            <wp:extent cx="1621442" cy="2155934"/>
             <wp:effectExtent l="0" t="0" r="0" b="0"/>
             <wp:wrapNone/>
-            <wp:docPr id="867352499" name="Picture 11"/>
+            <wp:docPr id="124420341" name="Picture 6"/>
             <wp:cNvGraphicFramePr>
               <a:graphicFrameLocks xmlns:a="http://schemas.openxmlformats.org/drawingml/2006/main" noChangeAspect="1"/>
             </wp:cNvGraphicFramePr>
@@ -720,7 +676,7 @@
               <a:graphicData uri="http://schemas.openxmlformats.org/drawingml/2006/picture">
                 <pic:pic xmlns:pic="http://schemas.openxmlformats.org/drawingml/2006/picture">
                   <pic:nvPicPr>
-                    <pic:cNvPr id="867352499" name="Picture 867352499"/>
+                    <pic:cNvPr id="124420341" name="Picture 124420341"/>
                     <pic:cNvPicPr/>
                   </pic:nvPicPr>
                   <pic:blipFill>
@@ -738,7 +694,7 @@
                   <pic:spPr>
                     <a:xfrm>
                       <a:off x="0" y="0"/>
-                      <a:ext cx="2286000" cy="3009900"/>
+                      <a:ext cx="1621442" cy="2155934"/>
                     </a:xfrm>
                     <a:prstGeom prst="rect">
                       <a:avLst/>
@@ -747,6 +703,12 @@
                 </pic:pic>
               </a:graphicData>
             </a:graphic>
+            <wp14:sizeRelH relativeFrom="margin">
+              <wp14:pctWidth>0</wp14:pctWidth>
+            </wp14:sizeRelH>
+            <wp14:sizeRelV relativeFrom="margin">
+              <wp14:pctHeight>0</wp14:pctHeight>
+            </wp14:sizeRelV>
           </wp:anchor>
         </w:drawing>
       </w:r>
@@ -760,13 +722,145 @@
         <mc:AlternateContent>
           <mc:Choice Requires="wps">
             <w:drawing>
-              <wp:anchor distT="0" distB="0" distL="114300" distR="114300" simplePos="0" relativeHeight="251653632" behindDoc="0" locked="0" layoutInCell="1" allowOverlap="1" wp14:anchorId="26B699F3" wp14:editId="6F0699CF">
+              <wp:anchor distT="0" distB="0" distL="114300" distR="114300" simplePos="0" relativeHeight="251709952" behindDoc="0" locked="0" layoutInCell="1" allowOverlap="1" wp14:anchorId="6B5175E7" wp14:editId="0956B1C7">
                 <wp:simplePos x="0" y="0"/>
                 <wp:positionH relativeFrom="column">
-                  <wp:posOffset>45720</wp:posOffset>
+                  <wp:posOffset>2495090</wp:posOffset>
                 </wp:positionH>
                 <wp:positionV relativeFrom="paragraph">
-                  <wp:posOffset>4189730</wp:posOffset>
+                  <wp:posOffset>4708000</wp:posOffset>
+                </wp:positionV>
+                <wp:extent cx="1866900" cy="0"/>
+                <wp:effectExtent l="57150" t="38100" r="57150" b="95250"/>
+                <wp:wrapNone/>
+                <wp:docPr id="768698775" name="Straight Connector 8"/>
+                <wp:cNvGraphicFramePr/>
+                <a:graphic xmlns:a="http://schemas.openxmlformats.org/drawingml/2006/main">
+                  <a:graphicData uri="http://schemas.microsoft.com/office/word/2010/wordprocessingShape">
+                    <wps:wsp>
+                      <wps:cNvCnPr/>
+                      <wps:spPr>
+                        <a:xfrm>
+                          <a:off x="0" y="0"/>
+                          <a:ext cx="1866900" cy="0"/>
+                        </a:xfrm>
+                        <a:prstGeom prst="line">
+                          <a:avLst/>
+                        </a:prstGeom>
+                      </wps:spPr>
+                      <wps:style>
+                        <a:lnRef idx="3">
+                          <a:schemeClr val="dk1"/>
+                        </a:lnRef>
+                        <a:fillRef idx="0">
+                          <a:schemeClr val="dk1"/>
+                        </a:fillRef>
+                        <a:effectRef idx="2">
+                          <a:schemeClr val="dk1"/>
+                        </a:effectRef>
+                        <a:fontRef idx="minor">
+                          <a:schemeClr val="tx1"/>
+                        </a:fontRef>
+                      </wps:style>
+                      <wps:bodyPr/>
+                    </wps:wsp>
+                  </a:graphicData>
+                </a:graphic>
+              </wp:anchor>
+            </w:drawing>
+          </mc:Choice>
+          <mc:Fallback>
+            <w:pict>
+              <v:line w14:anchorId="0F91AE64" id="Straight Connector 8" o:spid="_x0000_s1026" style="position:absolute;z-index:251709952;visibility:visible;mso-wrap-style:square;mso-wrap-distance-left:9pt;mso-wrap-distance-top:0;mso-wrap-distance-right:9pt;mso-wrap-distance-bottom:0;mso-position-horizontal:absolute;mso-position-horizontal-relative:text;mso-position-vertical:absolute;mso-position-vertical-relative:text" from="196.45pt,370.7pt" to="343.45pt,370.7pt" o:gfxdata="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" strokecolor="black [3200]" strokeweight="3pt">
+                <v:shadow on="t" color="black" opacity="22937f" origin=",.5" offset="0,.63889mm"/>
+              </v:line>
+            </w:pict>
+          </mc:Fallback>
+        </mc:AlternateContent>
+      </w:r>
+      <w:r>
+        <w:rPr>
+          <w:rFonts w:ascii="Lucida Bright" w:hAnsi="Lucida Bright"/>
+          <w:noProof/>
+          <w:sz w:val="36"/>
+          <w:szCs w:val="36"/>
+        </w:rPr>
+        <mc:AlternateContent>
+          <mc:Choice Requires="wps">
+            <w:drawing>
+              <wp:anchor distT="0" distB="0" distL="114300" distR="114300" simplePos="0" relativeHeight="251689472" behindDoc="0" locked="0" layoutInCell="1" allowOverlap="1" wp14:anchorId="40E4BF34" wp14:editId="4ABC308E">
+                <wp:simplePos x="0" y="0"/>
+                <wp:positionH relativeFrom="column">
+                  <wp:posOffset>4930140</wp:posOffset>
+                </wp:positionH>
+                <wp:positionV relativeFrom="paragraph">
+                  <wp:posOffset>3194050</wp:posOffset>
+                </wp:positionV>
+                <wp:extent cx="1866900" cy="0"/>
+                <wp:effectExtent l="57150" t="38100" r="57150" b="95250"/>
+                <wp:wrapNone/>
+                <wp:docPr id="1643707832" name="Straight Connector 8"/>
+                <wp:cNvGraphicFramePr/>
+                <a:graphic xmlns:a="http://schemas.openxmlformats.org/drawingml/2006/main">
+                  <a:graphicData uri="http://schemas.microsoft.com/office/word/2010/wordprocessingShape">
+                    <wps:wsp>
+                      <wps:cNvCnPr/>
+                      <wps:spPr>
+                        <a:xfrm>
+                          <a:off x="0" y="0"/>
+                          <a:ext cx="1866900" cy="0"/>
+                        </a:xfrm>
+                        <a:prstGeom prst="line">
+                          <a:avLst/>
+                        </a:prstGeom>
+                      </wps:spPr>
+                      <wps:style>
+                        <a:lnRef idx="3">
+                          <a:schemeClr val="dk1"/>
+                        </a:lnRef>
+                        <a:fillRef idx="0">
+                          <a:schemeClr val="dk1"/>
+                        </a:fillRef>
+                        <a:effectRef idx="2">
+                          <a:schemeClr val="dk1"/>
+                        </a:effectRef>
+                        <a:fontRef idx="minor">
+                          <a:schemeClr val="tx1"/>
+                        </a:fontRef>
+                      </wps:style>
+                      <wps:bodyPr/>
+                    </wps:wsp>
+                  </a:graphicData>
+                </a:graphic>
+              </wp:anchor>
+            </w:drawing>
+          </mc:Choice>
+          <mc:Fallback>
+            <w:pict>
+              <v:line w14:anchorId="541C72AE" id="Straight Connector 8" o:spid="_x0000_s1026" style="position:absolute;z-index:251689472;visibility:visible;mso-wrap-style:square;mso-wrap-distance-left:9pt;mso-wrap-distance-top:0;mso-wrap-distance-right:9pt;mso-wrap-distance-bottom:0;mso-position-horizontal:absolute;mso-position-horizontal-relative:text;mso-position-vertical:absolute;mso-position-vertical-relative:text" from="388.2pt,251.5pt" to="535.2pt,251.5pt" o:gfxdata="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" strokecolor="black [3200]" strokeweight="3pt">
+                <v:shadow on="t" color="black" opacity="22937f" origin=",.5" offset="0,.63889mm"/>
+              </v:line>
+            </w:pict>
+          </mc:Fallback>
+        </mc:AlternateContent>
+      </w:r>
+      <w:r>
+        <w:rPr>
+          <w:rFonts w:ascii="Lucida Bright" w:hAnsi="Lucida Bright"/>
+          <w:noProof/>
+          <w:sz w:val="36"/>
+          <w:szCs w:val="36"/>
+        </w:rPr>
+        <mc:AlternateContent>
+          <mc:Choice Requires="wps">
+            <w:drawing>
+              <wp:anchor distT="0" distB="0" distL="114300" distR="114300" simplePos="0" relativeHeight="251645440" behindDoc="0" locked="0" layoutInCell="1" allowOverlap="1" wp14:anchorId="26B699F3" wp14:editId="7A8CBC71">
+                <wp:simplePos x="0" y="0"/>
+                <wp:positionH relativeFrom="column">
+                  <wp:posOffset>60960</wp:posOffset>
+                </wp:positionH>
+                <wp:positionV relativeFrom="paragraph">
+                  <wp:posOffset>3194159</wp:posOffset>
                 </wp:positionV>
                 <wp:extent cx="1866900" cy="0"/>
                 <wp:effectExtent l="57150" t="38100" r="57150" b="95250"/>
@@ -809,7 +903,7 @@
           </mc:Choice>
           <mc:Fallback>
             <w:pict>
-              <v:line w14:anchorId="59C473EC" id="Straight Connector 8" o:spid="_x0000_s1026" style="position:absolute;left:0;text-align:left;z-index:251653632;visibility:visible;mso-wrap-style:square;mso-wrap-distance-left:9pt;mso-wrap-distance-top:0;mso-wrap-distance-right:9pt;mso-wrap-distance-bottom:0;mso-position-horizontal:absolute;mso-position-horizontal-relative:text;mso-position-vertical:absolute;mso-position-vertical-relative:text" from="3.6pt,329.9pt" to="150.6pt,329.9pt" o:gfxdata="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" strokecolor="black [3200]" strokeweight="3pt">
+              <v:line w14:anchorId="6105DA19" id="Straight Connector 8" o:spid="_x0000_s1026" style="position:absolute;z-index:251645440;visibility:visible;mso-wrap-style:square;mso-wrap-distance-left:9pt;mso-wrap-distance-top:0;mso-wrap-distance-right:9pt;mso-wrap-distance-bottom:0;mso-position-horizontal:absolute;mso-position-horizontal-relative:text;mso-position-vertical:absolute;mso-position-vertical-relative:text" from="4.8pt,251.5pt" to="151.8pt,251.5pt" o:gfxdata="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" strokecolor="black [3200]" strokeweight="3pt">
                 <v:shadow on="t" color="black" opacity="22937f" origin=",.5" offset="0,.63889mm"/>
               </v:line>
             </w:pict>
@@ -823,85 +917,19 @@
           <w:sz w:val="36"/>
           <w:szCs w:val="36"/>
         </w:rPr>
-        <mc:AlternateContent>
-          <mc:Choice Requires="wps">
-            <w:drawing>
-              <wp:anchor distT="0" distB="0" distL="114300" distR="114300" simplePos="0" relativeHeight="251674112" behindDoc="0" locked="0" layoutInCell="1" allowOverlap="1" wp14:anchorId="40E4BF34" wp14:editId="39E9665C">
-                <wp:simplePos x="0" y="0"/>
-                <wp:positionH relativeFrom="column">
-                  <wp:posOffset>4914900</wp:posOffset>
-                </wp:positionH>
-                <wp:positionV relativeFrom="paragraph">
-                  <wp:posOffset>4189730</wp:posOffset>
-                </wp:positionV>
-                <wp:extent cx="1866900" cy="0"/>
-                <wp:effectExtent l="57150" t="38100" r="57150" b="95250"/>
-                <wp:wrapNone/>
-                <wp:docPr id="1643707832" name="Straight Connector 8"/>
-                <wp:cNvGraphicFramePr/>
-                <a:graphic xmlns:a="http://schemas.openxmlformats.org/drawingml/2006/main">
-                  <a:graphicData uri="http://schemas.microsoft.com/office/word/2010/wordprocessingShape">
-                    <wps:wsp>
-                      <wps:cNvCnPr/>
-                      <wps:spPr>
-                        <a:xfrm>
-                          <a:off x="0" y="0"/>
-                          <a:ext cx="1866900" cy="0"/>
-                        </a:xfrm>
-                        <a:prstGeom prst="line">
-                          <a:avLst/>
-                        </a:prstGeom>
-                      </wps:spPr>
-                      <wps:style>
-                        <a:lnRef idx="3">
-                          <a:schemeClr val="dk1"/>
-                        </a:lnRef>
-                        <a:fillRef idx="0">
-                          <a:schemeClr val="dk1"/>
-                        </a:fillRef>
-                        <a:effectRef idx="2">
-                          <a:schemeClr val="dk1"/>
-                        </a:effectRef>
-                        <a:fontRef idx="minor">
-                          <a:schemeClr val="tx1"/>
-                        </a:fontRef>
-                      </wps:style>
-                      <wps:bodyPr/>
-                    </wps:wsp>
-                  </a:graphicData>
-                </a:graphic>
-              </wp:anchor>
-            </w:drawing>
-          </mc:Choice>
-          <mc:Fallback>
-            <w:pict>
-              <v:line w14:anchorId="1594BBB5" id="Straight Connector 8" o:spid="_x0000_s1026" style="position:absolute;left:0;text-align:left;z-index:251674112;visibility:visible;mso-wrap-style:square;mso-wrap-distance-left:9pt;mso-wrap-distance-top:0;mso-wrap-distance-right:9pt;mso-wrap-distance-bottom:0;mso-position-horizontal:absolute;mso-position-horizontal-relative:text;mso-position-vertical:absolute;mso-position-vertical-relative:text" from="387pt,329.9pt" to="534pt,329.9pt" o:gfxdata="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" strokecolor="black [3200]" strokeweight="3pt">
-                <v:shadow on="t" color="black" opacity="22937f" origin=",.5" offset="0,.63889mm"/>
-              </v:line>
-            </w:pict>
-          </mc:Fallback>
-        </mc:AlternateContent>
-      </w:r>
-      <w:r>
-        <w:rPr>
-          <w:rFonts w:ascii="Lucida Bright" w:hAnsi="Lucida Bright"/>
-          <w:noProof/>
-          <w:sz w:val="36"/>
-          <w:szCs w:val="36"/>
-        </w:rPr>
         <w:drawing>
-          <wp:anchor distT="0" distB="0" distL="114300" distR="114300" simplePos="0" relativeHeight="251692544" behindDoc="0" locked="0" layoutInCell="1" allowOverlap="1" wp14:anchorId="31165681" wp14:editId="693CF9C7">
+          <wp:anchor distT="0" distB="0" distL="114300" distR="114300" simplePos="0" relativeHeight="251704832" behindDoc="0" locked="0" layoutInCell="1" allowOverlap="1" wp14:anchorId="1D1AF97A" wp14:editId="329B6BB8">
             <wp:simplePos x="0" y="0"/>
             <wp:positionH relativeFrom="column">
-              <wp:posOffset>0</wp:posOffset>
+              <wp:posOffset>5060710</wp:posOffset>
             </wp:positionH>
             <wp:positionV relativeFrom="paragraph">
-              <wp:posOffset>156845</wp:posOffset>
+              <wp:posOffset>181916</wp:posOffset>
             </wp:positionV>
-            <wp:extent cx="2301240" cy="2987040"/>
-            <wp:effectExtent l="0" t="0" r="3810" b="3810"/>
+            <wp:extent cx="1694793" cy="2169335"/>
+            <wp:effectExtent l="0" t="0" r="1270" b="2540"/>
             <wp:wrapNone/>
-            <wp:docPr id="504367218" name="Picture 10"/>
+            <wp:docPr id="31949964" name="Picture 5"/>
             <wp:cNvGraphicFramePr>
               <a:graphicFrameLocks xmlns:a="http://schemas.openxmlformats.org/drawingml/2006/main" noChangeAspect="1"/>
             </wp:cNvGraphicFramePr>
@@ -909,7 +937,7 @@
               <a:graphicData uri="http://schemas.openxmlformats.org/drawingml/2006/picture">
                 <pic:pic xmlns:pic="http://schemas.openxmlformats.org/drawingml/2006/picture">
                   <pic:nvPicPr>
-                    <pic:cNvPr id="504367218" name="Picture 504367218"/>
+                    <pic:cNvPr id="31949964" name="Picture 31949964"/>
                     <pic:cNvPicPr/>
                   </pic:nvPicPr>
                   <pic:blipFill>
@@ -927,7 +955,7 @@
                   <pic:spPr>
                     <a:xfrm>
                       <a:off x="0" y="0"/>
-                      <a:ext cx="2301240" cy="2987040"/>
+                      <a:ext cx="1694793" cy="2169335"/>
                     </a:xfrm>
                     <a:prstGeom prst="rect">
                       <a:avLst/>
@@ -936,6 +964,75 @@
                 </pic:pic>
               </a:graphicData>
             </a:graphic>
+            <wp14:sizeRelH relativeFrom="margin">
+              <wp14:pctWidth>0</wp14:pctWidth>
+            </wp14:sizeRelH>
+            <wp14:sizeRelV relativeFrom="margin">
+              <wp14:pctHeight>0</wp14:pctHeight>
+            </wp14:sizeRelV>
+          </wp:anchor>
+        </w:drawing>
+      </w:r>
+      <w:r>
+        <w:rPr>
+          <w:rFonts w:ascii="Lucida Bright" w:hAnsi="Lucida Bright"/>
+          <w:noProof/>
+          <w:sz w:val="36"/>
+          <w:szCs w:val="36"/>
+        </w:rPr>
+        <w:drawing>
+          <wp:anchor distT="0" distB="0" distL="114300" distR="114300" simplePos="0" relativeHeight="251707904" behindDoc="0" locked="0" layoutInCell="1" allowOverlap="1" wp14:anchorId="17C1D408" wp14:editId="0F80508E">
+            <wp:simplePos x="0" y="0"/>
+            <wp:positionH relativeFrom="column">
+              <wp:posOffset>519671</wp:posOffset>
+            </wp:positionH>
+            <wp:positionV relativeFrom="paragraph">
+              <wp:posOffset>71383</wp:posOffset>
+            </wp:positionV>
+            <wp:extent cx="1639614" cy="2189179"/>
+            <wp:effectExtent l="0" t="0" r="0" b="1905"/>
+            <wp:wrapNone/>
+            <wp:docPr id="1827512486" name="Picture 4"/>
+            <wp:cNvGraphicFramePr>
+              <a:graphicFrameLocks xmlns:a="http://schemas.openxmlformats.org/drawingml/2006/main" noChangeAspect="1"/>
+            </wp:cNvGraphicFramePr>
+            <a:graphic xmlns:a="http://schemas.openxmlformats.org/drawingml/2006/main">
+              <a:graphicData uri="http://schemas.openxmlformats.org/drawingml/2006/picture">
+                <pic:pic xmlns:pic="http://schemas.openxmlformats.org/drawingml/2006/picture">
+                  <pic:nvPicPr>
+                    <pic:cNvPr id="1827512486" name="Picture 1827512486"/>
+                    <pic:cNvPicPr/>
+                  </pic:nvPicPr>
+                  <pic:blipFill>
+                    <a:blip r:embed="rId9">
+                      <a:extLst>
+                        <a:ext uri="{28A0092B-C50C-407E-A947-70E740481C1C}">
+                          <a14:useLocalDpi xmlns:a14="http://schemas.microsoft.com/office/drawing/2010/main" val="0"/>
+                        </a:ext>
+                      </a:extLst>
+                    </a:blip>
+                    <a:stretch>
+                      <a:fillRect/>
+                    </a:stretch>
+                  </pic:blipFill>
+                  <pic:spPr>
+                    <a:xfrm>
+                      <a:off x="0" y="0"/>
+                      <a:ext cx="1639614" cy="2189179"/>
+                    </a:xfrm>
+                    <a:prstGeom prst="rect">
+                      <a:avLst/>
+                    </a:prstGeom>
+                  </pic:spPr>
+                </pic:pic>
+              </a:graphicData>
+            </a:graphic>
+            <wp14:sizeRelH relativeFrom="margin">
+              <wp14:pctWidth>0</wp14:pctWidth>
+            </wp14:sizeRelH>
+            <wp14:sizeRelV relativeFrom="margin">
+              <wp14:pctHeight>0</wp14:pctHeight>
+            </wp14:sizeRelV>
           </wp:anchor>
         </w:drawing>
       </w:r>
@@ -949,7 +1046,7 @@
         <mc:AlternateContent>
           <mc:Choice Requires="wps">
             <w:drawing>
-              <wp:anchor distT="45720" distB="45720" distL="114300" distR="114300" simplePos="0" relativeHeight="251627008" behindDoc="0" locked="0" layoutInCell="1" allowOverlap="1" wp14:anchorId="20D99B0E" wp14:editId="7A2726B2">
+              <wp:anchor distT="45720" distB="45720" distL="114300" distR="114300" simplePos="0" relativeHeight="251627008" behindDoc="0" locked="0" layoutInCell="1" allowOverlap="1" wp14:anchorId="20D99B0E" wp14:editId="6B1974CD">
                 <wp:simplePos x="0" y="0"/>
                 <wp:positionH relativeFrom="column">
                   <wp:posOffset>2018665</wp:posOffset>
@@ -1073,7 +1170,7 @@
       </w:r>
     </w:p>
     <w:sectPr>
-      <w:headerReference w:type="default" r:id="rId9"/>
+      <w:headerReference w:type="default" r:id="rId10"/>
       <w:pgSz w:w="12240" w:h="15840"/>
       <w:pgMar w:top="720" w:right="720" w:bottom="720" w:left="720" w:header="720" w:footer="720" w:gutter="0"/>
       <w:pgBorders w:offsetFrom="page">
@@ -1596,6 +1693,7 @@
   <w:style w:type="character" w:default="1" w:styleId="DefaultParagraphFont">
     <w:name w:val="Default Paragraph Font"/>
     <w:uiPriority w:val="1"/>
+    <w:semiHidden/>
     <w:unhideWhenUsed/>
   </w:style>
   <w:style w:type="table" w:default="1" w:styleId="TableNormal">
